--- a/deliverables/Worship Music School - Program Plan.docx
+++ b/deliverables/Worship Music School - Program Plan.docx
@@ -1651,7 +1651,7 @@
           <w:sz w:val="22"/>
           <w:szCs w:val="22"/>
         </w:rPr>
-        <w:t xml:space="preserve">This plan was drafted from the initial brief; the meeting night/time is now locked, and a few other parameters remain assumed and easy to adjust — none of them change the structure, only the specifics:</w:t>
+        <w:t xml:space="preserve">This plan was drafted from the initial brief; several parameters are now locked, and a couple remain assumed and easy to adjust — none of them change the structure, only the specifics:</w:t>
       </w:r>
     </w:p>
     <w:p>
@@ -1669,25 +1669,7 @@
           <w:sz w:val="22"/>
           <w:szCs w:val="22"/>
         </w:rPr>
-        <w:t xml:space="preserve">Meeting night/time: confirmed — Sunday evenings, ~60 minutes, starting Sept 6.</w:t>
-      </w:r>
-    </w:p>
-    <w:p>
-      <w:pPr>
-        <w:pStyle w:val="ListParagraph"/>
-        <w:numPr>
-          <w:ilvl w:val="0"/>
-          <w:numId w:val="1"/>
-        </w:numPr>
-        <w:spacing w:after="80" w:line="276"/>
-      </w:pPr>
-      <w:r>
-        <w:rPr>
-          <w:rFonts w:ascii="Calibri" w:cs="Calibri" w:eastAsia="Calibri" w:hAnsi="Calibri"/>
-          <w:sz w:val="22"/>
-          <w:szCs w:val="22"/>
-        </w:rPr>
-        <w:t xml:space="preserve">Ages: middle + high school (~12–18).</w:t>
+        <w:t xml:space="preserve">Confirmed: name (Worship Music School, final), meeting night/time (Sunday evenings, ~60 minutes, starting Sept 6), grade range (middle + high school, ~12–18, all levels), and cost (free to families).</w:t>
       </w:r>
     </w:p>
     <w:p>

--- a/deliverables/Worship Music School - Program Plan.docx
+++ b/deliverables/Worship Music School - Program Plan.docx
@@ -630,7 +630,7 @@
           <w:sz w:val="22"/>
           <w:szCs w:val="22"/>
         </w:rPr>
-        <w:t xml:space="preserve">We treat September through February as two connected terms with a natural break at Christmas. A detailed, week-by-week schedule and a full song library are provided as companion spreadsheets.</w:t>
+        <w:t xml:space="preserve">We treat September through February as two connected terms with a natural break at Christmas. A detailed, week-by-week schedule is provided as a companion spreadsheet.</w:t>
       </w:r>
     </w:p>
     <w:tbl>
@@ -907,7 +907,7 @@
                 <w:sz w:val="20"/>
                 <w:szCs w:val="20"/>
               </w:rPr>
-              <w:t xml:space="preserve">Jan 3 – Feb 21 (8 wks)</w:t>
+              <w:t xml:space="preserve">Jan 10 – Feb 28 (8 wks)</w:t>
             </w:r>
           </w:p>
         </w:tc>
@@ -957,7 +957,7 @@
                 <w:sz w:val="20"/>
                 <w:szCs w:val="20"/>
               </w:rPr>
-              <w:t xml:space="preserve">A full connected set (Feb 21) — planned, flowing, with transitions; plan spring.</w:t>
+              <w:t xml:space="preserve">A full connected set (Feb 28) — planned, flowing, with transitions; plan spring.</w:t>
             </w:r>
           </w:p>
         </w:tc>
@@ -1492,7 +1492,7 @@
                 <w:sz w:val="20"/>
                 <w:szCs w:val="20"/>
               </w:rPr>
-              <w:t xml:space="preserve">Jan 3 – Feb 21</w:t>
+              <w:t xml:space="preserve">Jan 10 – Feb 28</w:t>
             </w:r>
           </w:p>
         </w:tc>
@@ -1735,7 +1735,7 @@
           <w:sz w:val="22"/>
           <w:szCs w:val="22"/>
         </w:rPr>
-        <w:t xml:space="preserve">Behind this summary sits a complete, organized repository the leaders can run the program from and grow over time: the program overview; a week-by-week rollout schedule (also a spreadsheet); the discipleship / Bible-study arc; the musicianship topic arc; a song library of ~45 songs rated by difficulty per instrument (also a spreadsheet); a Planning Center setup guide; a promotion and communication kit with ready-to-send templates; and a logistics, safety, and open-questions file. Everything is drafted and ready to refine together.</w:t>
+        <w:t xml:space="preserve">Behind this summary sits a complete, organized repository the leaders can run the program from and grow over time: the program overview; a week-by-week rollout schedule (also a spreadsheet); the discipleship / Bible-study arc; the musicianship topic arc; a Planning Center setup guide; a promotion and communication kit with ready-to-send templates; and a logistics, safety, and open-questions file. Song repertoire is chosen week to week to fit who attends, so it isn't fixed here. Everything is drafted and ready to refine together.</w:t>
       </w:r>
     </w:p>
     <w:sectPr>
